--- a/Report/Perch_figures/Lagnö_bayesian_p_prop_zero.docx
+++ b/Report/Perch_figures/Lagnö_bayesian_p_prop_zero.docx
@@ -464,7 +464,7 @@
                 <w:szCs w:val="22"/>
                 <w:color w:val="000000"/>
               </w:rPr>
-              <w:t xml:space="preserve">0.71</w:t>
+              <w:t xml:space="preserve">0.47</w:t>
             </w:r>
           </w:p>
         </w:tc>
@@ -576,7 +576,7 @@
                 <w:szCs w:val="22"/>
                 <w:color w:val="000000"/>
               </w:rPr>
-              <w:t xml:space="preserve">0.92</w:t>
+              <w:t xml:space="preserve">0.94</w:t>
             </w:r>
           </w:p>
         </w:tc>
@@ -688,7 +688,7 @@
                 <w:szCs w:val="22"/>
                 <w:color w:val="000000"/>
               </w:rPr>
-              <w:t xml:space="preserve">0.68</w:t>
+              <w:t xml:space="preserve">0.90</w:t>
             </w:r>
           </w:p>
         </w:tc>

--- a/Report/Perch_figures/Lagnö_bayesian_p_prop_zero.docx
+++ b/Report/Perch_figures/Lagnö_bayesian_p_prop_zero.docx
@@ -464,7 +464,7 @@
                 <w:szCs w:val="22"/>
                 <w:color w:val="000000"/>
               </w:rPr>
-              <w:t xml:space="preserve">0.47</w:t>
+              <w:t xml:space="preserve">0.78</w:t>
             </w:r>
           </w:p>
         </w:tc>
@@ -576,7 +576,7 @@
                 <w:szCs w:val="22"/>
                 <w:color w:val="000000"/>
               </w:rPr>
-              <w:t xml:space="preserve">0.94</w:t>
+              <w:t xml:space="preserve">0.71</w:t>
             </w:r>
           </w:p>
         </w:tc>
@@ -688,7 +688,7 @@
                 <w:szCs w:val="22"/>
                 <w:color w:val="000000"/>
               </w:rPr>
-              <w:t xml:space="preserve">0.90</w:t>
+              <w:t xml:space="preserve">0.63</w:t>
             </w:r>
           </w:p>
         </w:tc>

--- a/Report/Perch_figures/Lagnö_bayesian_p_prop_zero.docx
+++ b/Report/Perch_figures/Lagnö_bayesian_p_prop_zero.docx
@@ -464,7 +464,7 @@
                 <w:szCs w:val="22"/>
                 <w:color w:val="000000"/>
               </w:rPr>
-              <w:t xml:space="preserve">0.78</w:t>
+              <w:t xml:space="preserve">0.47</w:t>
             </w:r>
           </w:p>
         </w:tc>
@@ -576,7 +576,7 @@
                 <w:szCs w:val="22"/>
                 <w:color w:val="000000"/>
               </w:rPr>
-              <w:t xml:space="preserve">0.71</w:t>
+              <w:t xml:space="preserve">0.90</w:t>
             </w:r>
           </w:p>
         </w:tc>
